--- a/docs/前期材料/附件1：本科生毕业设计（论文）选题申报表(张吉鹏).docx
+++ b/docs/前期材料/附件1：本科生毕业设计（论文）选题申报表(张吉鹏).docx
@@ -68,7 +68,7 @@
                           <w:p>
                             <w:pPr>
                               <w:rPr>
-                                <w:rFonts w:ascii="仿宋_GB2312" w:eastAsia="仿宋_GB2312" w:hAnsi="宋体" w:cs="宋体"/>
+                                <w:rFonts w:ascii="仿宋_GB2312" w:eastAsia="仿宋_GB2312" w:hAnsi="宋体" w:cs="宋体" w:hint="eastAsia"/>
                                 <w:b/>
                                 <w:bCs/>
                                 <w:sz w:val="32"/>
@@ -110,7 +110,7 @@
                     <w:p>
                       <w:pPr>
                         <w:rPr>
-                          <w:rFonts w:ascii="仿宋_GB2312" w:eastAsia="仿宋_GB2312" w:hAnsi="宋体" w:cs="宋体"/>
+                          <w:rFonts w:ascii="仿宋_GB2312" w:eastAsia="仿宋_GB2312" w:hAnsi="宋体" w:cs="宋体" w:hint="eastAsia"/>
                           <w:b/>
                           <w:bCs/>
                           <w:sz w:val="32"/>
@@ -1055,13 +1055,6 @@
               </w:rPr>
               <w:t>的表情识别原理。</w:t>
             </w:r>
-            <w:r>
-              <w:rPr>
-                <w:rFonts w:hint="eastAsia"/>
-                <w:szCs w:val="21"/>
-              </w:rPr>
-              <w:t xml:space="preserve">  </w:t>
-            </w:r>
           </w:p>
           <w:p>
             <w:pPr>
@@ -1084,14 +1077,12 @@
               </w:rPr>
               <w:t>系统设计阶段：基于</w:t>
             </w:r>
-            <w:proofErr w:type="spellStart"/>
             <w:r>
               <w:rPr>
                 <w:szCs w:val="21"/>
               </w:rPr>
               <w:t>PyTorch</w:t>
             </w:r>
-            <w:proofErr w:type="spellEnd"/>
             <w:r>
               <w:rPr>
                 <w:szCs w:val="21"/>
@@ -1121,13 +1112,6 @@
                 <w:szCs w:val="21"/>
               </w:rPr>
               <w:t>实现检测与关键点追踪。</w:t>
-            </w:r>
-            <w:r>
-              <w:rPr>
-                <w:rFonts w:hint="eastAsia"/>
-                <w:szCs w:val="21"/>
-              </w:rPr>
-              <w:t xml:space="preserve">  </w:t>
             </w:r>
           </w:p>
           <w:p>
@@ -1198,13 +1182,6 @@
                 <w:szCs w:val="21"/>
               </w:rPr>
               <w:t>撰写阶段：整理实验结果，完成毕业设计。</w:t>
-            </w:r>
-            <w:r>
-              <w:rPr>
-                <w:rFonts w:hint="eastAsia"/>
-                <w:szCs w:val="21"/>
-              </w:rPr>
-              <w:t xml:space="preserve"> </w:t>
             </w:r>
           </w:p>
         </w:tc>
@@ -1304,14 +1281,12 @@
               </w:rPr>
               <w:t>与</w:t>
             </w:r>
-            <w:proofErr w:type="spellStart"/>
             <w:r>
               <w:rPr>
                 <w:rFonts w:hint="eastAsia"/>
               </w:rPr>
               <w:t>PyTorch</w:t>
             </w:r>
-            <w:proofErr w:type="spellEnd"/>
             <w:r>
               <w:rPr>
                 <w:rFonts w:hint="eastAsia"/>
@@ -1396,19 +1371,11 @@
               </w:rPr>
               <w:t>（</w:t>
             </w:r>
-            <w:proofErr w:type="spellStart"/>
-            <w:r>
-              <w:rPr>
-                <w:rFonts w:hint="eastAsia"/>
-              </w:rPr>
-              <w:t>RaspBerry</w:t>
-            </w:r>
-            <w:proofErr w:type="spellEnd"/>
-            <w:r>
-              <w:rPr>
-                <w:rFonts w:hint="eastAsia"/>
-              </w:rPr>
-              <w:t xml:space="preserve"> Pi5</w:t>
+            <w:r>
+              <w:rPr>
+                <w:rFonts w:hint="eastAsia"/>
+              </w:rPr>
+              <w:t>RaspBerry Pi5</w:t>
             </w:r>
             <w:r>
               <w:rPr>
@@ -1485,11 +1452,9 @@
             <w:r>
               <w:t>和</w:t>
             </w:r>
-            <w:proofErr w:type="spellStart"/>
             <w:r>
               <w:t>PyTorch</w:t>
             </w:r>
-            <w:proofErr w:type="spellEnd"/>
             <w:r>
               <w:t>实现</w:t>
             </w:r>
@@ -2455,6 +2420,7 @@
   <w:style w:type="character" w:default="1" w:styleId="a0">
     <w:name w:val="Default Paragraph Font"/>
     <w:uiPriority w:val="1"/>
+    <w:semiHidden/>
     <w:unhideWhenUsed/>
   </w:style>
   <w:style w:type="table" w:default="1" w:styleId="a1">
